--- a/computing_setup/installation/Github1 Getting Started.docx
+++ b/computing_setup/installation/Github1 Getting Started.docx
@@ -1,6 +1,6 @@
 
 <file path=word/document.xml><?xml version="1.0" encoding="utf-8"?>
-<w:document xmlns:wpc="http://schemas.microsoft.com/office/word/2010/wordprocessingCanvas" xmlns:cx="http://schemas.microsoft.com/office/drawing/2014/chartex" xmlns:cx1="http://schemas.microsoft.com/office/drawing/2015/9/8/chartex" xmlns:cx2="http://schemas.microsoft.com/office/drawing/2015/10/21/chartex" xmlns:cx3="http://schemas.microsoft.com/office/drawing/2016/5/9/chartex" xmlns:cx4="http://schemas.microsoft.com/office/drawing/2016/5/10/chartex" xmlns:cx5="http://schemas.microsoft.com/office/drawing/2016/5/11/chartex" xmlns:cx6="http://schemas.microsoft.com/office/drawing/2016/5/12/chartex" xmlns:cx7="http://schemas.microsoft.com/office/drawing/2016/5/13/chartex" xmlns:cx8="http://schemas.microsoft.com/office/drawing/2016/5/14/chartex" xmlns:mc="http://schemas.openxmlformats.org/markup-compatibility/2006" xmlns:aink="http://schemas.microsoft.com/office/drawing/2016/ink" xmlns:am3d="http://schemas.microsoft.com/office/drawing/2017/model3d" xmlns:o="urn:schemas-microsoft-com:office:office" xmlns:oel="http://schemas.microsoft.com/office/2019/extlst" xmlns:r="http://schemas.openxmlformats.org/officeDocument/2006/relationships" xmlns:m="http://schemas.openxmlformats.org/officeDocument/2006/math" xmlns:v="urn:schemas-microsoft-com:vml" xmlns:wp14="http://schemas.microsoft.com/office/word/2010/wordprocessingDrawing" xmlns:wp="http://schemas.openxmlformats.org/drawingml/2006/wordprocessingDrawing" xmlns:w10="urn:schemas-microsoft-com:office:word" xmlns:w="http://schemas.openxmlformats.org/wordprocessingml/2006/main" xmlns:w14="http://schemas.microsoft.com/office/word/2010/wordml" xmlns:w15="http://schemas.microsoft.com/office/word/2012/wordml" xmlns:w16cex="http://schemas.microsoft.com/office/word/2018/wordml/cex" xmlns:w16cid="http://schemas.microsoft.com/office/word/2016/wordml/cid" xmlns:w16="http://schemas.microsoft.com/office/word/2018/wordml" xmlns:w16du="http://schemas.microsoft.com/office/word/2023/wordml/word16du" xmlns:w16sdtdh="http://schemas.microsoft.com/office/word/2020/wordml/sdtdatahash" xmlns:w16se="http://schemas.microsoft.com/office/word/2015/wordml/symex" xmlns:wpg="http://schemas.microsoft.com/office/word/2010/wordprocessingGroup" xmlns:wpi="http://schemas.microsoft.com/office/word/2010/wordprocessingInk" xmlns:wne="http://schemas.microsoft.com/office/word/2006/wordml" xmlns:wps="http://schemas.microsoft.com/office/word/2010/wordprocessingShape" mc:Ignorable="w14 w15 w16se w16cid w16 w16cex w16sdtdh w16du wp14">
+<w:document xmlns:wpc="http://schemas.microsoft.com/office/word/2010/wordprocessingCanvas" xmlns:cx="http://schemas.microsoft.com/office/drawing/2014/chartex" xmlns:cx1="http://schemas.microsoft.com/office/drawing/2015/9/8/chartex" xmlns:cx2="http://schemas.microsoft.com/office/drawing/2015/10/21/chartex" xmlns:cx3="http://schemas.microsoft.com/office/drawing/2016/5/9/chartex" xmlns:cx4="http://schemas.microsoft.com/office/drawing/2016/5/10/chartex" xmlns:cx5="http://schemas.microsoft.com/office/drawing/2016/5/11/chartex" xmlns:cx6="http://schemas.microsoft.com/office/drawing/2016/5/12/chartex" xmlns:cx7="http://schemas.microsoft.com/office/drawing/2016/5/13/chartex" xmlns:cx8="http://schemas.microsoft.com/office/drawing/2016/5/14/chartex" xmlns:mc="http://schemas.openxmlformats.org/markup-compatibility/2006" xmlns:aink="http://schemas.microsoft.com/office/drawing/2016/ink" xmlns:am3d="http://schemas.microsoft.com/office/drawing/2017/model3d" xmlns:o="urn:schemas-microsoft-com:office:office" xmlns:oel="http://schemas.microsoft.com/office/2019/extlst" xmlns:r="http://schemas.openxmlformats.org/officeDocument/2006/relationships" xmlns:m="http://schemas.openxmlformats.org/officeDocument/2006/math" xmlns:v="urn:schemas-microsoft-com:vml" xmlns:wp14="http://schemas.microsoft.com/office/word/2010/wordprocessingDrawing" xmlns:wp="http://schemas.openxmlformats.org/drawingml/2006/wordprocessingDrawing" xmlns:w10="urn:schemas-microsoft-com:office:word" xmlns:w="http://schemas.openxmlformats.org/wordprocessingml/2006/main" xmlns:w14="http://schemas.microsoft.com/office/word/2010/wordml" xmlns:w15="http://schemas.microsoft.com/office/word/2012/wordml" xmlns:w16cex="http://schemas.microsoft.com/office/word/2018/wordml/cex" xmlns:w16cid="http://schemas.microsoft.com/office/word/2016/wordml/cid" xmlns:w16="http://schemas.microsoft.com/office/word/2018/wordml" xmlns:w16du="http://schemas.microsoft.com/office/word/2023/wordml/word16du" xmlns:w16sdtdh="http://schemas.microsoft.com/office/word/2020/wordml/sdtdatahash" xmlns:w16sdtfl="http://schemas.microsoft.com/office/word/2024/wordml/sdtformatlock" xmlns:w16se="http://schemas.microsoft.com/office/word/2015/wordml/symex" xmlns:wpg="http://schemas.microsoft.com/office/word/2010/wordprocessingGroup" xmlns:wpi="http://schemas.microsoft.com/office/word/2010/wordprocessingInk" xmlns:wne="http://schemas.microsoft.com/office/word/2006/wordml" xmlns:wps="http://schemas.microsoft.com/office/word/2010/wordprocessingShape" mc:Ignorable="w14 w15 w16se w16cid w16 w16cex w16sdtdh w16sdtfl w16du wp14">
   <w:body>
     <w:p>
       <w:pPr>
@@ -242,25 +242,14 @@
         </w:rPr>
         <w:t xml:space="preserve">use </w:t>
       </w:r>
-      <w:proofErr w:type="spellStart"/>
-      <w:r>
-        <w:rPr>
-          <w:kern w:val="2"/>
-          <w:sz w:val="22"/>
-          <w:szCs w:val="22"/>
-          <w14:ligatures w14:val="standardContextual"/>
-        </w:rPr>
-        <w:t>Github</w:t>
-      </w:r>
-      <w:proofErr w:type="spellEnd"/>
-      <w:r>
-        <w:rPr>
-          <w:kern w:val="2"/>
-          <w:sz w:val="22"/>
-          <w:szCs w:val="22"/>
-          <w14:ligatures w14:val="standardContextual"/>
-        </w:rPr>
-        <w:t xml:space="preserve"> to manage the lecture files.</w:t>
+      <w:r>
+        <w:rPr>
+          <w:kern w:val="2"/>
+          <w:sz w:val="22"/>
+          <w:szCs w:val="22"/>
+          <w14:ligatures w14:val="standardContextual"/>
+        </w:rPr>
+        <w:t>Github to manage the lecture files.</w:t>
       </w:r>
     </w:p>
     <w:p>
@@ -344,27 +333,25 @@
           <w:szCs w:val="22"/>
           <w14:ligatures w14:val="standardContextual"/>
         </w:rPr>
-        <w:t xml:space="preserve">Open a </w:t>
-      </w:r>
-      <w:proofErr w:type="spellStart"/>
-      <w:r>
-        <w:rPr>
-          <w:kern w:val="2"/>
-          <w:sz w:val="22"/>
-          <w:szCs w:val="22"/>
-          <w14:ligatures w14:val="standardContextual"/>
-        </w:rPr>
-        <w:t>Github</w:t>
-      </w:r>
-      <w:proofErr w:type="spellEnd"/>
-      <w:r>
-        <w:rPr>
-          <w:kern w:val="2"/>
-          <w:sz w:val="22"/>
-          <w:szCs w:val="22"/>
-          <w14:ligatures w14:val="standardContextual"/>
-        </w:rPr>
-        <w:t xml:space="preserve"> account by going to “github.com”. Try to register with your Emory email since you sometimes get student benefits. </w:t>
+        <w:t xml:space="preserve">Open a Github account by going to “github.com”. </w:t>
+      </w:r>
+      <w:r>
+        <w:rPr>
+          <w:kern w:val="2"/>
+          <w:sz w:val="22"/>
+          <w:szCs w:val="22"/>
+          <w14:ligatures w14:val="standardContextual"/>
+        </w:rPr>
+        <w:t>If you don’t have an account already, t</w:t>
+      </w:r>
+      <w:r>
+        <w:rPr>
+          <w:kern w:val="2"/>
+          <w:sz w:val="22"/>
+          <w:szCs w:val="22"/>
+          <w14:ligatures w14:val="standardContextual"/>
+        </w:rPr>
+        <w:t xml:space="preserve">ry to register with your Emory email since you sometimes get student benefits. </w:t>
       </w:r>
       <w:r>
         <w:rPr>
@@ -481,27 +468,7 @@
           <w:szCs w:val="22"/>
           <w14:ligatures w14:val="standardContextual"/>
         </w:rPr>
-        <w:t xml:space="preserve">Download </w:t>
-      </w:r>
-      <w:proofErr w:type="spellStart"/>
-      <w:r>
-        <w:rPr>
-          <w:kern w:val="2"/>
-          <w:sz w:val="22"/>
-          <w:szCs w:val="22"/>
-          <w14:ligatures w14:val="standardContextual"/>
-        </w:rPr>
-        <w:t>Github</w:t>
-      </w:r>
-      <w:proofErr w:type="spellEnd"/>
-      <w:r>
-        <w:rPr>
-          <w:kern w:val="2"/>
-          <w:sz w:val="22"/>
-          <w:szCs w:val="22"/>
-          <w14:ligatures w14:val="standardContextual"/>
-        </w:rPr>
-        <w:t xml:space="preserve"> Desktop from:</w:t>
+        <w:t>Download Github Desktop from:</w:t>
       </w:r>
       <w:r>
         <w:rPr>
@@ -602,25 +569,14 @@
         </w:rPr>
         <w:t xml:space="preserve"> use your newly created </w:t>
       </w:r>
-      <w:proofErr w:type="spellStart"/>
-      <w:r>
-        <w:rPr>
-          <w:kern w:val="2"/>
-          <w:sz w:val="22"/>
-          <w:szCs w:val="22"/>
-          <w14:ligatures w14:val="standardContextual"/>
-        </w:rPr>
-        <w:t>Github</w:t>
-      </w:r>
-      <w:proofErr w:type="spellEnd"/>
-      <w:r>
-        <w:rPr>
-          <w:kern w:val="2"/>
-          <w:sz w:val="22"/>
-          <w:szCs w:val="22"/>
-          <w14:ligatures w14:val="standardContextual"/>
-        </w:rPr>
-        <w:t xml:space="preserve"> </w:t>
+      <w:r>
+        <w:rPr>
+          <w:kern w:val="2"/>
+          <w:sz w:val="22"/>
+          <w:szCs w:val="22"/>
+          <w14:ligatures w14:val="standardContextual"/>
+        </w:rPr>
+        <w:t xml:space="preserve">Github </w:t>
       </w:r>
       <w:r>
         <w:rPr>
@@ -774,24 +730,14 @@
     </w:p>
     <w:p>
       <w:pPr>
-        <w:jc w:val="center"/>
-        <w:rPr>
-          <w:kern w:val="2"/>
-          <w:sz w:val="22"/>
-          <w:szCs w:val="22"/>
-          <w14:ligatures w14:val="standardContextual"/>
-        </w:rPr>
+        <w:ind w:firstLine="360"/>
       </w:pPr>
       <w:hyperlink r:id="rId7" w:history="1">
         <w:r>
           <w:rPr>
             <w:rStyle w:val="Hyperlink"/>
-            <w:kern w:val="2"/>
-            <w:sz w:val="22"/>
-            <w:szCs w:val="22"/>
-            <w14:ligatures w14:val="standardContextual"/>
           </w:rPr>
-          <w:t>https://github.com/alejandrosanchezbecerra/datasci530fall2025</w:t>
+          <w:t>https://github.com/alejandrosanchezbecerra/datasci530fall2026</w:t>
         </w:r>
       </w:hyperlink>
     </w:p>
@@ -889,7 +835,7 @@
           <w:szCs w:val="22"/>
         </w:rPr>
         <w:drawing>
-          <wp:inline distT="0" distB="0" distL="0" distR="0" wp14:anchorId="3F69B12B" wp14:editId="00ABECF3">
+          <wp:inline distT="0" distB="0" distL="0" distR="0" wp14:anchorId="3F69B12B" wp14:editId="660B2143">
             <wp:extent cx="2557762" cy="887165"/>
             <wp:effectExtent l="0" t="0" r="0" b="8255"/>
             <wp:docPr id="3" name="Picture 3"/>
@@ -1078,27 +1024,7 @@
           <w:szCs w:val="22"/>
           <w14:ligatures w14:val="standardContextual"/>
         </w:rPr>
-        <w:t xml:space="preserve">Open </w:t>
-      </w:r>
-      <w:proofErr w:type="spellStart"/>
-      <w:r>
-        <w:rPr>
-          <w:kern w:val="2"/>
-          <w:sz w:val="22"/>
-          <w:szCs w:val="22"/>
-          <w14:ligatures w14:val="standardContextual"/>
-        </w:rPr>
-        <w:t>Github</w:t>
-      </w:r>
-      <w:proofErr w:type="spellEnd"/>
-      <w:r>
-        <w:rPr>
-          <w:kern w:val="2"/>
-          <w:sz w:val="22"/>
-          <w:szCs w:val="22"/>
-          <w14:ligatures w14:val="standardContextual"/>
-        </w:rPr>
-        <w:t xml:space="preserve"> Des</w:t>
+        <w:t>Open Github Des</w:t>
       </w:r>
       <w:r>
         <w:rPr>
@@ -1307,7 +1233,7 @@
           </mc:Choice>
           <mc:Fallback>
             <w:pict>
-              <v:roundrect w14:anchorId="01BD2961" id="Rectangle: Rounded Corners 1" o:spid="_x0000_s1026" style="position:absolute;margin-left:187.7pt;margin-top:45.8pt;width:104.85pt;height:15.05pt;z-index:251659264;visibility:visible;mso-wrap-style:square;mso-wrap-distance-left:9pt;mso-wrap-distance-top:0;mso-wrap-distance-right:9pt;mso-wrap-distance-bottom:0;mso-position-horizontal:absolute;mso-position-horizontal-relative:text;mso-position-vertical:absolute;mso-position-vertical-relative:text;v-text-anchor:middle" arcsize="10923f" o:gfxdata="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" filled="f" strokecolor="#c00000" strokeweight="1pt">
+              <v:roundrect w14:anchorId="01BD2961" id="Rectangle: Rounded Corners 1" o:spid="_x0000_s1026" style="position:absolute;margin-left:187.7pt;margin-top:45.8pt;width:104.85pt;height:15.05pt;z-index:251659264;visibility:visible;mso-wrap-style:square;mso-wrap-distance-left:9pt;mso-wrap-distance-top:0;mso-wrap-distance-right:9pt;mso-wrap-distance-bottom:0;mso-position-horizontal:absolute;mso-position-horizontal-relative:text;mso-position-vertical:absolute;mso-position-vertical-relative:text;v-text-anchor:middle" arcsize="10923f" o:gfxdata="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" filled="f" strokecolor="#c00000" strokeweight="1pt">
                 <v:stroke joinstyle="miter"/>
               </v:roundrect>
             </w:pict>
@@ -2177,39 +2103,8 @@
           <w:szCs w:val="22"/>
           <w14:ligatures w14:val="standardContextual"/>
         </w:rPr>
-        <w:t xml:space="preserve">by right-clicking on the repository on </w:t>
-      </w:r>
-      <w:proofErr w:type="spellStart"/>
-      <w:r>
-        <w:rPr>
-          <w:kern w:val="2"/>
-          <w:sz w:val="22"/>
-          <w:szCs w:val="22"/>
-          <w14:ligatures w14:val="standardContextual"/>
-        </w:rPr>
-        <w:t>Github</w:t>
-      </w:r>
-      <w:proofErr w:type="spellEnd"/>
-      <w:r>
-        <w:rPr>
-          <w:kern w:val="2"/>
-          <w:sz w:val="22"/>
-          <w:szCs w:val="22"/>
-          <w14:ligatures w14:val="standardContextual"/>
-        </w:rPr>
-        <w:t xml:space="preserve"> </w:t>
-      </w:r>
-      <w:proofErr w:type="spellStart"/>
-      <w:r>
-        <w:rPr>
-          <w:kern w:val="2"/>
-          <w:sz w:val="22"/>
-          <w:szCs w:val="22"/>
-          <w14:ligatures w14:val="standardContextual"/>
-        </w:rPr>
-        <w:t>dekstop</w:t>
-      </w:r>
-      <w:proofErr w:type="spellEnd"/>
+        <w:t>by right-clicking on the repository on Github dekstop</w:t>
+      </w:r>
       <w:r>
         <w:rPr>
           <w:kern w:val="2"/>
@@ -2361,6 +2256,15 @@
           <w14:ligatures w14:val="standardContextual"/>
         </w:rPr>
         <w:t xml:space="preserve"> Check the next manual on how to update a repository.</w:t>
+      </w:r>
+      <w:r>
+        <w:rPr>
+          <w:kern w:val="2"/>
+          <w:sz w:val="22"/>
+          <w:szCs w:val="22"/>
+          <w14:ligatures w14:val="standardContextual"/>
+        </w:rPr>
+        <w:t xml:space="preserve"> We will also discuss this at the beginning of each class for the first few weeks and help with any questions.</w:t>
       </w:r>
     </w:p>
     <w:sectPr>
@@ -2374,7 +2278,7 @@
 </file>
 
 <file path=word/numbering.xml><?xml version="1.0" encoding="utf-8"?>
-<w:numbering xmlns:wpc="http://schemas.microsoft.com/office/word/2010/wordprocessingCanvas" xmlns:cx="http://schemas.microsoft.com/office/drawing/2014/chartex" xmlns:cx1="http://schemas.microsoft.com/office/drawing/2015/9/8/chartex" xmlns:cx2="http://schemas.microsoft.com/office/drawing/2015/10/21/chartex" xmlns:cx3="http://schemas.microsoft.com/office/drawing/2016/5/9/chartex" xmlns:cx4="http://schemas.microsoft.com/office/drawing/2016/5/10/chartex" xmlns:cx5="http://schemas.microsoft.com/office/drawing/2016/5/11/chartex" xmlns:cx6="http://schemas.microsoft.com/office/drawing/2016/5/12/chartex" xmlns:cx7="http://schemas.microsoft.com/office/drawing/2016/5/13/chartex" xmlns:cx8="http://schemas.microsoft.com/office/drawing/2016/5/14/chartex" xmlns:mc="http://schemas.openxmlformats.org/markup-compatibility/2006" xmlns:aink="http://schemas.microsoft.com/office/drawing/2016/ink" xmlns:am3d="http://schemas.microsoft.com/office/drawing/2017/model3d" xmlns:o="urn:schemas-microsoft-com:office:office" xmlns:oel="http://schemas.microsoft.com/office/2019/extlst" xmlns:r="http://schemas.openxmlformats.org/officeDocument/2006/relationships" xmlns:m="http://schemas.openxmlformats.org/officeDocument/2006/math" xmlns:v="urn:schemas-microsoft-com:vml" xmlns:wp14="http://schemas.microsoft.com/office/word/2010/wordprocessingDrawing" xmlns:wp="http://schemas.openxmlformats.org/drawingml/2006/wordprocessingDrawing" xmlns:w10="urn:schemas-microsoft-com:office:word" xmlns:w="http://schemas.openxmlformats.org/wordprocessingml/2006/main" xmlns:w14="http://schemas.microsoft.com/office/word/2010/wordml" xmlns:w15="http://schemas.microsoft.com/office/word/2012/wordml" xmlns:w16cex="http://schemas.microsoft.com/office/word/2018/wordml/cex" xmlns:w16cid="http://schemas.microsoft.com/office/word/2016/wordml/cid" xmlns:w16="http://schemas.microsoft.com/office/word/2018/wordml" xmlns:w16du="http://schemas.microsoft.com/office/word/2023/wordml/word16du" xmlns:w16sdtdh="http://schemas.microsoft.com/office/word/2020/wordml/sdtdatahash" xmlns:w16se="http://schemas.microsoft.com/office/word/2015/wordml/symex" xmlns:wpg="http://schemas.microsoft.com/office/word/2010/wordprocessingGroup" xmlns:wpi="http://schemas.microsoft.com/office/word/2010/wordprocessingInk" xmlns:wne="http://schemas.microsoft.com/office/word/2006/wordml" xmlns:wps="http://schemas.microsoft.com/office/word/2010/wordprocessingShape" mc:Ignorable="w14 w15 w16se w16cid w16 w16cex w16sdtdh w16du wp14">
+<w:numbering xmlns:wpc="http://schemas.microsoft.com/office/word/2010/wordprocessingCanvas" xmlns:cx="http://schemas.microsoft.com/office/drawing/2014/chartex" xmlns:cx1="http://schemas.microsoft.com/office/drawing/2015/9/8/chartex" xmlns:cx2="http://schemas.microsoft.com/office/drawing/2015/10/21/chartex" xmlns:cx3="http://schemas.microsoft.com/office/drawing/2016/5/9/chartex" xmlns:cx4="http://schemas.microsoft.com/office/drawing/2016/5/10/chartex" xmlns:cx5="http://schemas.microsoft.com/office/drawing/2016/5/11/chartex" xmlns:cx6="http://schemas.microsoft.com/office/drawing/2016/5/12/chartex" xmlns:cx7="http://schemas.microsoft.com/office/drawing/2016/5/13/chartex" xmlns:cx8="http://schemas.microsoft.com/office/drawing/2016/5/14/chartex" xmlns:mc="http://schemas.openxmlformats.org/markup-compatibility/2006" xmlns:aink="http://schemas.microsoft.com/office/drawing/2016/ink" xmlns:am3d="http://schemas.microsoft.com/office/drawing/2017/model3d" xmlns:o="urn:schemas-microsoft-com:office:office" xmlns:oel="http://schemas.microsoft.com/office/2019/extlst" xmlns:r="http://schemas.openxmlformats.org/officeDocument/2006/relationships" xmlns:m="http://schemas.openxmlformats.org/officeDocument/2006/math" xmlns:v="urn:schemas-microsoft-com:vml" xmlns:wp14="http://schemas.microsoft.com/office/word/2010/wordprocessingDrawing" xmlns:wp="http://schemas.openxmlformats.org/drawingml/2006/wordprocessingDrawing" xmlns:w10="urn:schemas-microsoft-com:office:word" xmlns:w="http://schemas.openxmlformats.org/wordprocessingml/2006/main" xmlns:w14="http://schemas.microsoft.com/office/word/2010/wordml" xmlns:w15="http://schemas.microsoft.com/office/word/2012/wordml" xmlns:w16cex="http://schemas.microsoft.com/office/word/2018/wordml/cex" xmlns:w16cid="http://schemas.microsoft.com/office/word/2016/wordml/cid" xmlns:w16="http://schemas.microsoft.com/office/word/2018/wordml" xmlns:w16du="http://schemas.microsoft.com/office/word/2023/wordml/word16du" xmlns:w16sdtdh="http://schemas.microsoft.com/office/word/2020/wordml/sdtdatahash" xmlns:w16sdtfl="http://schemas.microsoft.com/office/word/2024/wordml/sdtformatlock" xmlns:w16se="http://schemas.microsoft.com/office/word/2015/wordml/symex" xmlns:wpg="http://schemas.microsoft.com/office/word/2010/wordprocessingGroup" xmlns:wpi="http://schemas.microsoft.com/office/word/2010/wordprocessingInk" xmlns:wne="http://schemas.microsoft.com/office/word/2006/wordml" xmlns:wps="http://schemas.microsoft.com/office/word/2010/wordprocessingShape" mc:Ignorable="w14 w15 w16se w16cid w16 w16cex w16sdtdh w16sdtfl w16du wp14">
   <w:abstractNum w:abstractNumId="0" w15:restartNumberingAfterBreak="0">
     <w:nsid w:val="26717585"/>
     <w:multiLevelType w:val="hybridMultilevel"/>
@@ -3395,7 +3299,7 @@
 </file>
 
 <file path=word/styles.xml><?xml version="1.0" encoding="utf-8"?>
-<w:styles xmlns:mc="http://schemas.openxmlformats.org/markup-compatibility/2006" xmlns:r="http://schemas.openxmlformats.org/officeDocument/2006/relationships" xmlns:w="http://schemas.openxmlformats.org/wordprocessingml/2006/main" xmlns:w14="http://schemas.microsoft.com/office/word/2010/wordml" xmlns:w15="http://schemas.microsoft.com/office/word/2012/wordml" xmlns:w16cex="http://schemas.microsoft.com/office/word/2018/wordml/cex" xmlns:w16cid="http://schemas.microsoft.com/office/word/2016/wordml/cid" xmlns:w16="http://schemas.microsoft.com/office/word/2018/wordml" xmlns:w16du="http://schemas.microsoft.com/office/word/2023/wordml/word16du" xmlns:w16sdtdh="http://schemas.microsoft.com/office/word/2020/wordml/sdtdatahash" xmlns:w16se="http://schemas.microsoft.com/office/word/2015/wordml/symex" mc:Ignorable="w14 w15 w16se w16cid w16 w16cex w16sdtdh w16du">
+<w:styles xmlns:mc="http://schemas.openxmlformats.org/markup-compatibility/2006" xmlns:r="http://schemas.openxmlformats.org/officeDocument/2006/relationships" xmlns:w="http://schemas.openxmlformats.org/wordprocessingml/2006/main" xmlns:w14="http://schemas.microsoft.com/office/word/2010/wordml" xmlns:w15="http://schemas.microsoft.com/office/word/2012/wordml" xmlns:w16cex="http://schemas.microsoft.com/office/word/2018/wordml/cex" xmlns:w16cid="http://schemas.microsoft.com/office/word/2016/wordml/cid" xmlns:w16="http://schemas.microsoft.com/office/word/2018/wordml" xmlns:w16du="http://schemas.microsoft.com/office/word/2023/wordml/word16du" xmlns:w16sdtdh="http://schemas.microsoft.com/office/word/2020/wordml/sdtdatahash" xmlns:w16sdtfl="http://schemas.microsoft.com/office/word/2024/wordml/sdtformatlock" xmlns:w16se="http://schemas.microsoft.com/office/word/2015/wordml/symex" mc:Ignorable="w14 w15 w16se w16cid w16 w16cex w16sdtdh w16sdtfl w16du">
   <w:docDefaults>
     <w:rPrDefault>
       <w:rPr>
@@ -3804,6 +3708,7 @@
   <w:style w:type="character" w:default="1" w:styleId="DefaultParagraphFont">
     <w:name w:val="Default Paragraph Font"/>
     <w:uiPriority w:val="1"/>
+    <w:semiHidden/>
     <w:unhideWhenUsed/>
   </w:style>
   <w:style w:type="table" w:default="1" w:styleId="TableNormal">
